--- a/lab3 oit (2).docx
+++ b/lab3 oit (2).docx
@@ -256,6 +256,8 @@
         </w:rPr>
         <w:t>«Онтологические модели»</w:t>
       </w:r>
+      <w:bookmarkStart w:id="1" w:name="_GoBack"/>
+      <w:bookmarkEnd w:id="1"/>
     </w:p>
     <w:p>
       <w:pPr>
@@ -386,18 +388,63 @@
         <w:ind w:left="1" w:hanging="3"/>
         <w:jc w:val="right"/>
         <w:rPr>
+          <w:rFonts w:ascii="Times New Roman" w:hAnsi="Times New Roman" w:cs="Times New Roman"/>
+          <w:sz w:val="24"/>
+        </w:rPr>
+      </w:pPr>
+      <w:r>
+        <w:rPr>
           <w:rFonts w:ascii="Times New Roman" w:eastAsia="Times New Roman" w:hAnsi="Times New Roman" w:cs="Times New Roman"/>
           <w:sz w:val="28"/>
           <w:szCs w:val="28"/>
         </w:rPr>
-      </w:pPr>
+        <w:t>Кусков А.Д.</w:t>
+      </w:r>
       <w:r>
         <w:rPr>
           <w:rFonts w:ascii="Times New Roman" w:eastAsia="Times New Roman" w:hAnsi="Times New Roman" w:cs="Times New Roman"/>
           <w:sz w:val="28"/>
           <w:szCs w:val="28"/>
         </w:rPr>
-        <w:t>Кусков А.Д.</w:t>
+        <w:br/>
+      </w:r>
+      <w:r>
+        <w:rPr>
+          <w:rFonts w:ascii="Times New Roman" w:hAnsi="Times New Roman" w:cs="Times New Roman"/>
+          <w:sz w:val="24"/>
+        </w:rPr>
+        <w:t xml:space="preserve">Проверил </w:t>
+      </w:r>
+      <w:r>
+        <w:rPr>
+          <w:rFonts w:ascii="Times New Roman" w:hAnsi="Times New Roman" w:cs="Times New Roman"/>
+          <w:sz w:val="24"/>
+        </w:rPr>
+        <w:t xml:space="preserve">Старший преподаватель </w:t>
+      </w:r>
+    </w:p>
+    <w:p>
+      <w:pPr>
+        <w:pBdr>
+          <w:top w:val="nil"/>
+          <w:left w:val="nil"/>
+          <w:bottom w:val="nil"/>
+          <w:right w:val="nil"/>
+          <w:between w:val="nil"/>
+        </w:pBdr>
+        <w:ind w:left="0" w:hanging="2"/>
+        <w:jc w:val="right"/>
+        <w:rPr>
+          <w:rFonts w:ascii="Times New Roman" w:hAnsi="Times New Roman" w:cs="Times New Roman"/>
+          <w:sz w:val="24"/>
+        </w:rPr>
+      </w:pPr>
+      <w:r>
+        <w:rPr>
+          <w:rFonts w:ascii="Times New Roman" w:hAnsi="Times New Roman" w:cs="Times New Roman"/>
+          <w:sz w:val="24"/>
+        </w:rPr>
+        <w:t>Хайруллин И.Д.</w:t>
       </w:r>
     </w:p>
     <w:p>
@@ -584,6 +631,7 @@
           <w:sz w:val="28"/>
           <w:szCs w:val="28"/>
         </w:rPr>
+        <w:lastRenderedPageBreak/>
         <w:t>Ульяновск, 2025</w:t>
       </w:r>
     </w:p>
@@ -632,7 +680,6 @@
           <w:szCs w:val="24"/>
           <w:lang w:eastAsia="ru-RU"/>
         </w:rPr>
-        <w:lastRenderedPageBreak/>
         <w:t>Постановка цели</w:t>
       </w:r>
     </w:p>
@@ -3954,8 +4001,6 @@
           </wp:inline>
         </w:drawing>
       </w:r>
-      <w:bookmarkStart w:id="1" w:name="_GoBack"/>
-      <w:bookmarkEnd w:id="1"/>
     </w:p>
     <w:p>
       <w:pPr>
